--- a/artifacts/HR-02/build/application-log.docx
+++ b/artifacts/HR-02/build/application-log.docx
@@ -497,7 +497,7 @@
               <w:pStyle w:val="Compact"/>
             </w:pPr>
             <w:r>
-              <w:t xml:space="preserve">Linnea Vellacott</w:t>
+              <w:t xml:space="preserve">Linnea Elverthorpe</w:t>
             </w:r>
           </w:p>
         </w:tc>
@@ -957,7 +957,7 @@
               <w:pStyle w:val="Compact"/>
             </w:pPr>
             <w:r>
-              <w:t xml:space="preserve">Meriel Dunwiddie</w:t>
+              <w:t xml:space="preserve">Meriel Corvinthwaite</w:t>
             </w:r>
           </w:p>
         </w:tc>

--- a/artifacts/HR-02/build/application-log.docx
+++ b/artifacts/HR-02/build/application-log.docx
@@ -20,7 +20,7 @@
         </w:numPr>
       </w:pPr>
       <w:r>
-        <w:t xml:space="preserve">Requisition ID: RQN-2026-0105</w:t>
+        <w:t xml:space="preserve">Requisition ID: RQN-2026-0106</w:t>
       </w:r>
     </w:p>
     <w:p>
@@ -32,7 +32,7 @@
         </w:numPr>
       </w:pPr>
       <w:r>
-        <w:t xml:space="preserve">Requisition title: Senior Software Engineer</w:t>
+        <w:t xml:space="preserve">Requisition title: Program Manager</w:t>
       </w:r>
     </w:p>
     <w:p>
@@ -56,7 +56,7 @@
         </w:numPr>
       </w:pPr>
       <w:r>
-        <w:t xml:space="preserve">Application window: 2026-02-18 to 2026-03-20</w:t>
+        <w:t xml:space="preserve">Application window: 2026-03-04 to 2026-03-20</w:t>
       </w:r>
     </w:p>
     <w:p>
@@ -92,7 +92,7 @@
         </w:numPr>
       </w:pPr>
       <w:r>
-        <w:t xml:space="preserve">Recruiter: Lior Fenmore (Recruiter)</w:t>
+        <w:t xml:space="preserve">Recruiter: Sable Underhill (Recruiter)</w:t>
       </w:r>
     </w:p>
     <w:tbl>
@@ -186,7 +186,7 @@
               <w:pStyle w:val="Compact"/>
             </w:pPr>
             <w:r>
-              <w:t xml:space="preserve">2026-02-18</w:t>
+              <w:t xml:space="preserve">2026-03-04</w:t>
             </w:r>
           </w:p>
         </w:tc>
@@ -232,7 +232,7 @@
               <w:pStyle w:val="Compact"/>
             </w:pPr>
             <w:r>
-              <w:t xml:space="preserve">2026-02-19</w:t>
+              <w:t xml:space="preserve">2026-03-05</w:t>
             </w:r>
           </w:p>
         </w:tc>
@@ -278,7 +278,7 @@
               <w:pStyle w:val="Compact"/>
             </w:pPr>
             <w:r>
-              <w:t xml:space="preserve">2026-02-20</w:t>
+              <w:t xml:space="preserve">2026-03-05</w:t>
             </w:r>
           </w:p>
         </w:tc>
@@ -324,7 +324,7 @@
               <w:pStyle w:val="Compact"/>
             </w:pPr>
             <w:r>
-              <w:t xml:space="preserve">2026-02-23</w:t>
+              <w:t xml:space="preserve">2026-03-06</w:t>
             </w:r>
           </w:p>
         </w:tc>
@@ -370,7 +370,7 @@
               <w:pStyle w:val="Compact"/>
             </w:pPr>
             <w:r>
-              <w:t xml:space="preserve">2026-02-25</w:t>
+              <w:t xml:space="preserve">2026-03-06</w:t>
             </w:r>
           </w:p>
         </w:tc>
@@ -416,7 +416,7 @@
               <w:pStyle w:val="Compact"/>
             </w:pPr>
             <w:r>
-              <w:t xml:space="preserve">2026-02-27</w:t>
+              <w:t xml:space="preserve">2026-03-09</w:t>
             </w:r>
           </w:p>
         </w:tc>
@@ -462,7 +462,7 @@
               <w:pStyle w:val="Compact"/>
             </w:pPr>
             <w:r>
-              <w:t xml:space="preserve">2026-03-02</w:t>
+              <w:t xml:space="preserve">2026-03-09</w:t>
             </w:r>
           </w:p>
         </w:tc>
@@ -508,7 +508,7 @@
               <w:pStyle w:val="Compact"/>
             </w:pPr>
             <w:r>
-              <w:t xml:space="preserve">2026-03-03</w:t>
+              <w:t xml:space="preserve">2026-03-10</w:t>
             </w:r>
           </w:p>
         </w:tc>
@@ -554,7 +554,7 @@
               <w:pStyle w:val="Compact"/>
             </w:pPr>
             <w:r>
-              <w:t xml:space="preserve">2026-03-05</w:t>
+              <w:t xml:space="preserve">2026-03-11</w:t>
             </w:r>
           </w:p>
         </w:tc>
@@ -600,7 +600,7 @@
               <w:pStyle w:val="Compact"/>
             </w:pPr>
             <w:r>
-              <w:t xml:space="preserve">2026-03-06</w:t>
+              <w:t xml:space="preserve">2026-03-11</w:t>
             </w:r>
           </w:p>
         </w:tc>
@@ -646,7 +646,7 @@
               <w:pStyle w:val="Compact"/>
             </w:pPr>
             <w:r>
-              <w:t xml:space="preserve">2026-03-09</w:t>
+              <w:t xml:space="preserve">2026-03-12</w:t>
             </w:r>
           </w:p>
         </w:tc>
@@ -692,7 +692,7 @@
               <w:pStyle w:val="Compact"/>
             </w:pPr>
             <w:r>
-              <w:t xml:space="preserve">2026-03-10</w:t>
+              <w:t xml:space="preserve">2026-03-13</w:t>
             </w:r>
           </w:p>
         </w:tc>
@@ -738,7 +738,7 @@
               <w:pStyle w:val="Compact"/>
             </w:pPr>
             <w:r>
-              <w:t xml:space="preserve">2026-03-12</w:t>
+              <w:t xml:space="preserve">2026-03-13</w:t>
             </w:r>
           </w:p>
         </w:tc>
@@ -784,7 +784,7 @@
               <w:pStyle w:val="Compact"/>
             </w:pPr>
             <w:r>
-              <w:t xml:space="preserve">2026-03-13</w:t>
+              <w:t xml:space="preserve">2026-03-16</w:t>
             </w:r>
           </w:p>
         </w:tc>
@@ -830,7 +830,7 @@
               <w:pStyle w:val="Compact"/>
             </w:pPr>
             <w:r>
-              <w:t xml:space="preserve">2026-03-16</w:t>
+              <w:t xml:space="preserve">2026-03-17</w:t>
             </w:r>
           </w:p>
         </w:tc>
@@ -876,7 +876,7 @@
               <w:pStyle w:val="Compact"/>
             </w:pPr>
             <w:r>
-              <w:t xml:space="preserve">2026-03-17</w:t>
+              <w:t xml:space="preserve">2026-03-18</w:t>
             </w:r>
           </w:p>
         </w:tc>
